--- a/exercises/009 - Bài tập tổng hợp 17-14 - Các thì quá khứ và tương lai/Đề 2 - 3.docx
+++ b/exercises/009 - Bài tập tổng hợp 17-14 - Các thì quá khứ và tương lai/Đề 2 - 3.docx
@@ -865,7 +865,16 @@
         </w:numPr>
       </w:pPr>
       <w:r>
-        <w:t>My best friend (won / was winning) the first prize last month.</w:t>
+        <w:t>My best friend (</w:t>
+      </w:r>
+      <w:r>
+        <w:rPr>
+          <w:color w:val="EE0000"/>
+        </w:rPr>
+        <w:t xml:space="preserve">won </w:t>
+      </w:r>
+      <w:r>
+        <w:t>/ was winning) the first prize last month.</w:t>
       </w:r>
     </w:p>
     <w:p>
@@ -1085,7 +1094,13 @@
         <w:t>→ _____</w:t>
       </w:r>
       <w:r>
-        <w:t>Tom didn’t answer all the questions correstly.</w:t>
+        <w:t>Tom didn’t answer all the questions corre</w:t>
+      </w:r>
+      <w:r>
+        <w:t>c</w:t>
+      </w:r>
+      <w:r>
+        <w:t>tly.</w:t>
       </w:r>
       <w:r>
         <w:t>__________________________________</w:t>
@@ -1422,7 +1437,13 @@
         <w:t>→ _</w:t>
       </w:r>
       <w:r>
-        <w:t>Did your friend borrow your dictionnary</w:t>
+        <w:t xml:space="preserve">Did your friend borrow your </w:t>
+      </w:r>
+      <w:r>
+        <w:t>dictionary</w:t>
+      </w:r>
+      <w:r>
+        <w:t xml:space="preserve"> </w:t>
       </w:r>
       <w:r>
         <w:t>______________________________________</w:t>
@@ -1657,7 +1678,13 @@
         <w:t>→ _____</w:t>
       </w:r>
       <w:r>
-        <w:t>She is going ot visit her teacher tomorrow.</w:t>
+        <w:t xml:space="preserve">She is going </w:t>
+      </w:r>
+      <w:r>
+        <w:t xml:space="preserve">to </w:t>
+      </w:r>
+      <w:r>
+        <w:t>visit her teacher tomorrow.</w:t>
       </w:r>
       <w:r>
         <w:t>__________________________________</w:t>
@@ -2048,7 +2075,16 @@
     </w:p>
     <w:p>
       <w:r>
-        <w:t>They learned how to find books and use the online library.</w:t>
+        <w:t>They learned how to find books and use the online library</w:t>
+      </w:r>
+      <w:r>
+        <w:t xml:space="preserve"> </w:t>
+      </w:r>
+      <w:r>
+        <w:t>system</w:t>
+      </w:r>
+      <w:r>
+        <w:t>.</w:t>
       </w:r>
     </w:p>
     <w:p>
@@ -2216,7 +2252,7 @@
       <w:r>
         <w:lastRenderedPageBreak/>
         <w:pict w14:anchorId="43B79897">
-          <v:rect id="_x0000_i1052" style="width:0;height:1.5pt" o:hralign="center" o:hrstd="t" o:hr="t" fillcolor="#a0a0a0" stroked="f"/>
+          <v:rect id="_x0000_i1042" style="width:0;height:1.5pt" o:hralign="center" o:hrstd="t" o:hr="t" fillcolor="#a0a0a0" stroked="f"/>
         </w:pict>
       </w:r>
     </w:p>
@@ -2409,7 +2445,7 @@
     <w:p>
       <w:r>
         <w:pict w14:anchorId="134D7783">
-          <v:rect id="_x0000_i1063" style="width:0;height:1.5pt" o:hralign="center" o:hrstd="t" o:hr="t" fillcolor="#a0a0a0" stroked="f"/>
+          <v:rect id="_x0000_i1043" style="width:0;height:1.5pt" o:hralign="center" o:hrstd="t" o:hr="t" fillcolor="#a0a0a0" stroked="f"/>
         </w:pict>
       </w:r>
     </w:p>
@@ -2566,7 +2602,7 @@
     <w:p>
       <w:r>
         <w:pict w14:anchorId="1DEE934A">
-          <v:rect id="_x0000_i1064" style="width:0;height:1.5pt" o:hralign="center" o:hrstd="t" o:hr="t" fillcolor="#a0a0a0" stroked="f"/>
+          <v:rect id="_x0000_i1044" style="width:0;height:1.5pt" o:hralign="center" o:hrstd="t" o:hr="t" fillcolor="#a0a0a0" stroked="f"/>
         </w:pict>
       </w:r>
     </w:p>
@@ -2609,7 +2645,7 @@
     <w:p>
       <w:r>
         <w:pict w14:anchorId="78BD4C36">
-          <v:rect id="_x0000_i1065" style="width:0;height:1.5pt" o:hralign="center" o:hrstd="t" o:hr="t" fillcolor="#a0a0a0" stroked="f"/>
+          <v:rect id="_x0000_i1045" style="width:0;height:1.5pt" o:hralign="center" o:hrstd="t" o:hr="t" fillcolor="#a0a0a0" stroked="f"/>
         </w:pict>
       </w:r>
     </w:p>
@@ -2812,7 +2848,7 @@
     <w:p>
       <w:r>
         <w:pict w14:anchorId="1121A955">
-          <v:rect id="_x0000_i1066" style="width:0;height:1.5pt" o:hralign="center" o:hrstd="t" o:hr="t" fillcolor="#a0a0a0" stroked="f"/>
+          <v:rect id="_x0000_i1046" style="width:0;height:1.5pt" o:hralign="center" o:hrstd="t" o:hr="t" fillcolor="#a0a0a0" stroked="f"/>
         </w:pict>
       </w:r>
     </w:p>
@@ -2944,7 +2980,7 @@
     <w:p>
       <w:r>
         <w:pict w14:anchorId="5369E324">
-          <v:rect id="_x0000_i1067" style="width:0;height:1.5pt" o:hralign="center" o:hrstd="t" o:hr="t" fillcolor="#a0a0a0" stroked="f"/>
+          <v:rect id="_x0000_i1047" style="width:0;height:1.5pt" o:hralign="center" o:hrstd="t" o:hr="t" fillcolor="#a0a0a0" stroked="f"/>
         </w:pict>
       </w:r>
     </w:p>
@@ -3117,7 +3153,7 @@
     <w:p>
       <w:r>
         <w:pict w14:anchorId="203BBDF0">
-          <v:rect id="_x0000_i1068" style="width:0;height:1.5pt" o:hralign="center" o:hrstd="t" o:hr="t" fillcolor="#a0a0a0" stroked="f"/>
+          <v:rect id="_x0000_i1048" style="width:0;height:1.5pt" o:hralign="center" o:hrstd="t" o:hr="t" fillcolor="#a0a0a0" stroked="f"/>
         </w:pict>
       </w:r>
     </w:p>
@@ -3349,7 +3385,7 @@
     <w:p>
       <w:r>
         <w:pict w14:anchorId="2EA08F1F">
-          <v:rect id="_x0000_i1069" style="width:0;height:1.5pt" o:hralign="center" o:hrstd="t" o:hr="t" fillcolor="#a0a0a0" stroked="f"/>
+          <v:rect id="_x0000_i1049" style="width:0;height:1.5pt" o:hralign="center" o:hrstd="t" o:hr="t" fillcolor="#a0a0a0" stroked="f"/>
         </w:pict>
       </w:r>
     </w:p>
@@ -3522,7 +3558,7 @@
     <w:p>
       <w:r>
         <w:pict w14:anchorId="609F7432">
-          <v:rect id="_x0000_i1070" style="width:0;height:1.5pt" o:hralign="center" o:hrstd="t" o:hr="t" fillcolor="#a0a0a0" stroked="f"/>
+          <v:rect id="_x0000_i1050" style="width:0;height:1.5pt" o:hralign="center" o:hrstd="t" o:hr="t" fillcolor="#a0a0a0" stroked="f"/>
         </w:pict>
       </w:r>
     </w:p>
@@ -3754,7 +3790,7 @@
     <w:p>
       <w:r>
         <w:pict w14:anchorId="60399D7F">
-          <v:rect id="_x0000_i1071" style="width:0;height:1.5pt" o:hralign="center" o:hrstd="t" o:hr="t" fillcolor="#a0a0a0" stroked="f"/>
+          <v:rect id="_x0000_i1051" style="width:0;height:1.5pt" o:hralign="center" o:hrstd="t" o:hr="t" fillcolor="#a0a0a0" stroked="f"/>
         </w:pict>
       </w:r>
     </w:p>
@@ -3886,7 +3922,7 @@
     <w:p>
       <w:r>
         <w:pict w14:anchorId="7D99D934">
-          <v:rect id="_x0000_i1072" style="width:0;height:1.5pt" o:hralign="center" o:hrstd="t" o:hr="t" fillcolor="#a0a0a0" stroked="f"/>
+          <v:rect id="_x0000_i1052" style="width:0;height:1.5pt" o:hralign="center" o:hrstd="t" o:hr="t" fillcolor="#a0a0a0" stroked="f"/>
         </w:pict>
       </w:r>
     </w:p>
@@ -4031,7 +4067,7 @@
     <w:p>
       <w:r>
         <w:pict w14:anchorId="122E8ABE">
-          <v:rect id="_x0000_i1073" style="width:0;height:1.5pt" o:hralign="center" o:hrstd="t" o:hr="t" fillcolor="#a0a0a0" stroked="f"/>
+          <v:rect id="_x0000_i1053" style="width:0;height:1.5pt" o:hralign="center" o:hrstd="t" o:hr="t" fillcolor="#a0a0a0" stroked="f"/>
         </w:pict>
       </w:r>
     </w:p>
@@ -4163,7 +4199,7 @@
     <w:p>
       <w:r>
         <w:pict w14:anchorId="1E8D4F67">
-          <v:rect id="_x0000_i1074" style="width:0;height:1.5pt" o:hralign="center" o:hrstd="t" o:hr="t" fillcolor="#a0a0a0" stroked="f"/>
+          <v:rect id="_x0000_i1054" style="width:0;height:1.5pt" o:hralign="center" o:hrstd="t" o:hr="t" fillcolor="#a0a0a0" stroked="f"/>
         </w:pict>
       </w:r>
     </w:p>
@@ -4195,7 +4231,7 @@
     <w:p>
       <w:r>
         <w:pict w14:anchorId="2E2BD49F">
-          <v:rect id="_x0000_i1075" style="width:0;height:1.5pt" o:hralign="center" o:hrstd="t" o:hr="t" fillcolor="#a0a0a0" stroked="f"/>
+          <v:rect id="_x0000_i1055" style="width:0;height:1.5pt" o:hralign="center" o:hrstd="t" o:hr="t" fillcolor="#a0a0a0" stroked="f"/>
         </w:pict>
       </w:r>
     </w:p>
@@ -14520,6 +14556,7 @@
   <w:style w:type="character" w:default="1" w:styleId="DefaultParagraphFont">
     <w:name w:val="Default Paragraph Font"/>
     <w:uiPriority w:val="1"/>
+    <w:semiHidden/>
     <w:unhideWhenUsed/>
   </w:style>
   <w:style w:type="table" w:default="1" w:styleId="TableNormal">
